--- a/Output/Tables/table1_ppvsviolator_QCEasytrial.docx
+++ b/Output/Tables/table1_ppvsviolator_QCEasytrial.docx
@@ -5100,51 +5100,51 @@
                 <w:szCs w:val="22"/>
                 <w:color w:val="000000"/>
               </w:rPr>
-              <w:t xml:space="preserve">40.0 [30.0, 60.0]</w:t>
-            </w:r>
-          </w:p>
-        </w:tc>
-        <w:tc>
-          <w:tcPr>
-            <w:tcBorders>
-              <w:bottom w:val="none" w:sz="0" w:space="0" w:color="000000"/>
-              <w:top w:val="none" w:sz="0" w:space="0" w:color="000000"/>
-              <w:left w:val="none" w:sz="0" w:space="0" w:color="000000"/>
-              <w:right w:val="none" w:sz="0" w:space="0" w:color="000000"/>
-            </w:tcBorders>
-            <w:shd w:val="clear" w:color="auto" w:fill="FFFFFF"/>
-            <w:tcMar>
-              <w:top w:w="0" w:type="dxa"/>
-              <w:bottom w:w="0" w:type="dxa"/>
-              <w:left w:w="0" w:type="dxa"/>
-              <w:right w:w="0" w:type="dxa"/>
-            </w:tcMar>
-            <w:vAlign w:val="center"/>
-          </w:tcPr>
-          <w:p>
-            <w:pPr>
-              <w:pStyle w:val="Normal"/>
-              <w:jc w:val="center"/>
-              <w:pBdr>
-                <w:bottom w:val="none" w:sz="0" w:space="0" w:color="000000"/>
-                <w:top w:val="none" w:sz="0" w:space="0" w:color="000000"/>
-                <w:left w:val="none" w:sz="0" w:space="0" w:color="000000"/>
-                <w:right w:val="none" w:sz="0" w:space="0" w:color="000000"/>
-              </w:pBdr>
-              <w:spacing w:after="100" w:before="100" w:line="240"/>
-              <w:ind w:left="100" w:right="100" w:firstLine="0" w:firstLineChars="0"/>
-            </w:pPr>
-            <w:r>
-              <w:rPr>
-                <w:rFonts w:ascii="Arial" w:hAnsi="Arial" w:eastAsia="Arial" w:cs="Arial"/>
-                <w:i w:val="false"/>
-                <w:b w:val="false"/>
-                <w:u w:val="none"/>
-                <w:sz w:val="22"/>
-                <w:szCs w:val="22"/>
-                <w:color w:val="000000"/>
-              </w:rPr>
-              <w:t xml:space="preserve">30.0 [20.0, 40.0]</w:t>
+              <w:t xml:space="preserve">60.0 [40.0, 70.0]</w:t>
+            </w:r>
+          </w:p>
+        </w:tc>
+        <w:tc>
+          <w:tcPr>
+            <w:tcBorders>
+              <w:bottom w:val="none" w:sz="0" w:space="0" w:color="000000"/>
+              <w:top w:val="none" w:sz="0" w:space="0" w:color="000000"/>
+              <w:left w:val="none" w:sz="0" w:space="0" w:color="000000"/>
+              <w:right w:val="none" w:sz="0" w:space="0" w:color="000000"/>
+            </w:tcBorders>
+            <w:shd w:val="clear" w:color="auto" w:fill="FFFFFF"/>
+            <w:tcMar>
+              <w:top w:w="0" w:type="dxa"/>
+              <w:bottom w:w="0" w:type="dxa"/>
+              <w:left w:w="0" w:type="dxa"/>
+              <w:right w:w="0" w:type="dxa"/>
+            </w:tcMar>
+            <w:vAlign w:val="center"/>
+          </w:tcPr>
+          <w:p>
+            <w:pPr>
+              <w:pStyle w:val="Normal"/>
+              <w:jc w:val="center"/>
+              <w:pBdr>
+                <w:bottom w:val="none" w:sz="0" w:space="0" w:color="000000"/>
+                <w:top w:val="none" w:sz="0" w:space="0" w:color="000000"/>
+                <w:left w:val="none" w:sz="0" w:space="0" w:color="000000"/>
+                <w:right w:val="none" w:sz="0" w:space="0" w:color="000000"/>
+              </w:pBdr>
+              <w:spacing w:after="100" w:before="100" w:line="240"/>
+              <w:ind w:left="100" w:right="100" w:firstLine="0" w:firstLineChars="0"/>
+            </w:pPr>
+            <w:r>
+              <w:rPr>
+                <w:rFonts w:ascii="Arial" w:hAnsi="Arial" w:eastAsia="Arial" w:cs="Arial"/>
+                <w:i w:val="false"/>
+                <w:b w:val="false"/>
+                <w:u w:val="none"/>
+                <w:sz w:val="22"/>
+                <w:szCs w:val="22"/>
+                <w:color w:val="000000"/>
+              </w:rPr>
+              <w:t xml:space="preserve">70.0 [60.0, 80.0]</w:t>
             </w:r>
           </w:p>
         </w:tc>
@@ -7240,95 +7240,95 @@
                 <w:szCs w:val="22"/>
                 <w:color w:val="000000"/>
               </w:rPr>
-              <w:t xml:space="preserve">2.85 (1.97)</w:t>
-            </w:r>
-          </w:p>
-        </w:tc>
-        <w:tc>
-          <w:tcPr>
-            <w:tcBorders>
-              <w:bottom w:val="none" w:sz="0" w:space="0" w:color="000000"/>
-              <w:top w:val="none" w:sz="0" w:space="0" w:color="000000"/>
-              <w:left w:val="none" w:sz="0" w:space="0" w:color="000000"/>
-              <w:right w:val="none" w:sz="0" w:space="0" w:color="000000"/>
-            </w:tcBorders>
-            <w:shd w:val="clear" w:color="auto" w:fill="FFFFFF"/>
-            <w:tcMar>
-              <w:top w:w="0" w:type="dxa"/>
-              <w:bottom w:w="0" w:type="dxa"/>
-              <w:left w:w="0" w:type="dxa"/>
-              <w:right w:w="0" w:type="dxa"/>
-            </w:tcMar>
-            <w:vAlign w:val="center"/>
-          </w:tcPr>
-          <w:p>
-            <w:pPr>
-              <w:pStyle w:val="Normal"/>
-              <w:jc w:val="center"/>
-              <w:pBdr>
-                <w:bottom w:val="none" w:sz="0" w:space="0" w:color="000000"/>
-                <w:top w:val="none" w:sz="0" w:space="0" w:color="000000"/>
-                <w:left w:val="none" w:sz="0" w:space="0" w:color="000000"/>
-                <w:right w:val="none" w:sz="0" w:space="0" w:color="000000"/>
-              </w:pBdr>
-              <w:spacing w:after="100" w:before="100" w:line="240"/>
-              <w:ind w:left="100" w:right="100" w:firstLine="0" w:firstLineChars="0"/>
-            </w:pPr>
-            <w:r>
-              <w:rPr>
-                <w:rFonts w:ascii="Arial" w:hAnsi="Arial" w:eastAsia="Arial" w:cs="Arial"/>
-                <w:i w:val="false"/>
-                <w:b w:val="false"/>
-                <w:u w:val="none"/>
-                <w:sz w:val="22"/>
-                <w:szCs w:val="22"/>
-                <w:color w:val="000000"/>
-              </w:rPr>
-              <w:t xml:space="preserve">2.05 (1.98)</w:t>
-            </w:r>
-          </w:p>
-        </w:tc>
-        <w:tc>
-          <w:tcPr>
-            <w:tcBorders>
-              <w:bottom w:val="none" w:sz="0" w:space="0" w:color="000000"/>
-              <w:top w:val="none" w:sz="0" w:space="0" w:color="000000"/>
-              <w:left w:val="none" w:sz="0" w:space="0" w:color="000000"/>
-              <w:right w:val="none" w:sz="0" w:space="0" w:color="000000"/>
-            </w:tcBorders>
-            <w:shd w:val="clear" w:color="auto" w:fill="FFFFFF"/>
-            <w:tcMar>
-              <w:top w:w="0" w:type="dxa"/>
-              <w:bottom w:w="0" w:type="dxa"/>
-              <w:left w:w="0" w:type="dxa"/>
-              <w:right w:w="0" w:type="dxa"/>
-            </w:tcMar>
-            <w:vAlign w:val="center"/>
-          </w:tcPr>
-          <w:p>
-            <w:pPr>
-              <w:pStyle w:val="Normal"/>
-              <w:jc w:val="center"/>
-              <w:pBdr>
-                <w:bottom w:val="none" w:sz="0" w:space="0" w:color="000000"/>
-                <w:top w:val="none" w:sz="0" w:space="0" w:color="000000"/>
-                <w:left w:val="none" w:sz="0" w:space="0" w:color="000000"/>
-                <w:right w:val="none" w:sz="0" w:space="0" w:color="000000"/>
-              </w:pBdr>
-              <w:spacing w:after="100" w:before="100" w:line="240"/>
-              <w:ind w:left="100" w:right="100" w:firstLine="0" w:firstLineChars="0"/>
-            </w:pPr>
-            <w:r>
-              <w:rPr>
-                <w:rFonts w:ascii="Arial" w:hAnsi="Arial" w:eastAsia="Arial" w:cs="Arial"/>
-                <w:i w:val="false"/>
-                <w:b w:val="false"/>
-                <w:u w:val="none"/>
-                <w:sz w:val="22"/>
-                <w:szCs w:val="22"/>
-                <w:color w:val="000000"/>
-              </w:rPr>
-              <w:t xml:space="preserve">1.81 (1.93)</w:t>
+              <w:t xml:space="preserve">3.40 [1.00, 4.57]</w:t>
+            </w:r>
+          </w:p>
+        </w:tc>
+        <w:tc>
+          <w:tcPr>
+            <w:tcBorders>
+              <w:bottom w:val="none" w:sz="0" w:space="0" w:color="000000"/>
+              <w:top w:val="none" w:sz="0" w:space="0" w:color="000000"/>
+              <w:left w:val="none" w:sz="0" w:space="0" w:color="000000"/>
+              <w:right w:val="none" w:sz="0" w:space="0" w:color="000000"/>
+            </w:tcBorders>
+            <w:shd w:val="clear" w:color="auto" w:fill="FFFFFF"/>
+            <w:tcMar>
+              <w:top w:w="0" w:type="dxa"/>
+              <w:bottom w:w="0" w:type="dxa"/>
+              <w:left w:w="0" w:type="dxa"/>
+              <w:right w:w="0" w:type="dxa"/>
+            </w:tcMar>
+            <w:vAlign w:val="center"/>
+          </w:tcPr>
+          <w:p>
+            <w:pPr>
+              <w:pStyle w:val="Normal"/>
+              <w:jc w:val="center"/>
+              <w:pBdr>
+                <w:bottom w:val="none" w:sz="0" w:space="0" w:color="000000"/>
+                <w:top w:val="none" w:sz="0" w:space="0" w:color="000000"/>
+                <w:left w:val="none" w:sz="0" w:space="0" w:color="000000"/>
+                <w:right w:val="none" w:sz="0" w:space="0" w:color="000000"/>
+              </w:pBdr>
+              <w:spacing w:after="100" w:before="100" w:line="240"/>
+              <w:ind w:left="100" w:right="100" w:firstLine="0" w:firstLineChars="0"/>
+            </w:pPr>
+            <w:r>
+              <w:rPr>
+                <w:rFonts w:ascii="Arial" w:hAnsi="Arial" w:eastAsia="Arial" w:cs="Arial"/>
+                <w:i w:val="false"/>
+                <w:b w:val="false"/>
+                <w:u w:val="none"/>
+                <w:sz w:val="22"/>
+                <w:szCs w:val="22"/>
+                <w:color w:val="000000"/>
+              </w:rPr>
+              <w:t xml:space="preserve">2.00 [0.400, 3.50]</w:t>
+            </w:r>
+          </w:p>
+        </w:tc>
+        <w:tc>
+          <w:tcPr>
+            <w:tcBorders>
+              <w:bottom w:val="none" w:sz="0" w:space="0" w:color="000000"/>
+              <w:top w:val="none" w:sz="0" w:space="0" w:color="000000"/>
+              <w:left w:val="none" w:sz="0" w:space="0" w:color="000000"/>
+              <w:right w:val="none" w:sz="0" w:space="0" w:color="000000"/>
+            </w:tcBorders>
+            <w:shd w:val="clear" w:color="auto" w:fill="FFFFFF"/>
+            <w:tcMar>
+              <w:top w:w="0" w:type="dxa"/>
+              <w:bottom w:w="0" w:type="dxa"/>
+              <w:left w:w="0" w:type="dxa"/>
+              <w:right w:w="0" w:type="dxa"/>
+            </w:tcMar>
+            <w:vAlign w:val="center"/>
+          </w:tcPr>
+          <w:p>
+            <w:pPr>
+              <w:pStyle w:val="Normal"/>
+              <w:jc w:val="center"/>
+              <w:pBdr>
+                <w:bottom w:val="none" w:sz="0" w:space="0" w:color="000000"/>
+                <w:top w:val="none" w:sz="0" w:space="0" w:color="000000"/>
+                <w:left w:val="none" w:sz="0" w:space="0" w:color="000000"/>
+                <w:right w:val="none" w:sz="0" w:space="0" w:color="000000"/>
+              </w:pBdr>
+              <w:spacing w:after="100" w:before="100" w:line="240"/>
+              <w:ind w:left="100" w:right="100" w:firstLine="0" w:firstLineChars="0"/>
+            </w:pPr>
+            <w:r>
+              <w:rPr>
+                <w:rFonts w:ascii="Arial" w:hAnsi="Arial" w:eastAsia="Arial" w:cs="Arial"/>
+                <w:i w:val="false"/>
+                <w:b w:val="false"/>
+                <w:u w:val="none"/>
+                <w:sz w:val="22"/>
+                <w:szCs w:val="22"/>
+                <w:color w:val="000000"/>
+              </w:rPr>
+              <w:t xml:space="preserve">1.47 [0.350, 2.68]</w:t>
             </w:r>
           </w:p>
         </w:tc>
@@ -7422,95 +7422,95 @@
                 <w:szCs w:val="22"/>
                 <w:color w:val="000000"/>
               </w:rPr>
-              <w:t xml:space="preserve">2.98 (2.07)</w:t>
-            </w:r>
-          </w:p>
-        </w:tc>
-        <w:tc>
-          <w:tcPr>
-            <w:tcBorders>
-              <w:bottom w:val="none" w:sz="0" w:space="0" w:color="000000"/>
-              <w:top w:val="none" w:sz="0" w:space="0" w:color="000000"/>
-              <w:left w:val="none" w:sz="0" w:space="0" w:color="000000"/>
-              <w:right w:val="none" w:sz="0" w:space="0" w:color="000000"/>
-            </w:tcBorders>
-            <w:shd w:val="clear" w:color="auto" w:fill="FFFFFF"/>
-            <w:tcMar>
-              <w:top w:w="0" w:type="dxa"/>
-              <w:bottom w:w="0" w:type="dxa"/>
-              <w:left w:w="0" w:type="dxa"/>
-              <w:right w:w="0" w:type="dxa"/>
-            </w:tcMar>
-            <w:vAlign w:val="center"/>
-          </w:tcPr>
-          <w:p>
-            <w:pPr>
-              <w:pStyle w:val="Normal"/>
-              <w:jc w:val="center"/>
-              <w:pBdr>
-                <w:bottom w:val="none" w:sz="0" w:space="0" w:color="000000"/>
-                <w:top w:val="none" w:sz="0" w:space="0" w:color="000000"/>
-                <w:left w:val="none" w:sz="0" w:space="0" w:color="000000"/>
-                <w:right w:val="none" w:sz="0" w:space="0" w:color="000000"/>
-              </w:pBdr>
-              <w:spacing w:after="100" w:before="100" w:line="240"/>
-              <w:ind w:left="100" w:right="100" w:firstLine="0" w:firstLineChars="0"/>
-            </w:pPr>
-            <w:r>
-              <w:rPr>
-                <w:rFonts w:ascii="Arial" w:hAnsi="Arial" w:eastAsia="Arial" w:cs="Arial"/>
-                <w:i w:val="false"/>
-                <w:b w:val="false"/>
-                <w:u w:val="none"/>
-                <w:sz w:val="22"/>
-                <w:szCs w:val="22"/>
-                <w:color w:val="000000"/>
-              </w:rPr>
-              <w:t xml:space="preserve">2.09 (2.09)</w:t>
-            </w:r>
-          </w:p>
-        </w:tc>
-        <w:tc>
-          <w:tcPr>
-            <w:tcBorders>
-              <w:bottom w:val="none" w:sz="0" w:space="0" w:color="000000"/>
-              <w:top w:val="none" w:sz="0" w:space="0" w:color="000000"/>
-              <w:left w:val="none" w:sz="0" w:space="0" w:color="000000"/>
-              <w:right w:val="none" w:sz="0" w:space="0" w:color="000000"/>
-            </w:tcBorders>
-            <w:shd w:val="clear" w:color="auto" w:fill="FFFFFF"/>
-            <w:tcMar>
-              <w:top w:w="0" w:type="dxa"/>
-              <w:bottom w:w="0" w:type="dxa"/>
-              <w:left w:w="0" w:type="dxa"/>
-              <w:right w:w="0" w:type="dxa"/>
-            </w:tcMar>
-            <w:vAlign w:val="center"/>
-          </w:tcPr>
-          <w:p>
-            <w:pPr>
-              <w:pStyle w:val="Normal"/>
-              <w:jc w:val="center"/>
-              <w:pBdr>
-                <w:bottom w:val="none" w:sz="0" w:space="0" w:color="000000"/>
-                <w:top w:val="none" w:sz="0" w:space="0" w:color="000000"/>
-                <w:left w:val="none" w:sz="0" w:space="0" w:color="000000"/>
-                <w:right w:val="none" w:sz="0" w:space="0" w:color="000000"/>
-              </w:pBdr>
-              <w:spacing w:after="100" w:before="100" w:line="240"/>
-              <w:ind w:left="100" w:right="100" w:firstLine="0" w:firstLineChars="0"/>
-            </w:pPr>
-            <w:r>
-              <w:rPr>
-                <w:rFonts w:ascii="Arial" w:hAnsi="Arial" w:eastAsia="Arial" w:cs="Arial"/>
-                <w:i w:val="false"/>
-                <w:b w:val="false"/>
-                <w:u w:val="none"/>
-                <w:sz w:val="22"/>
-                <w:szCs w:val="22"/>
-                <w:color w:val="000000"/>
-              </w:rPr>
-              <w:t xml:space="preserve">1.92 (1.96)</w:t>
+              <w:t xml:space="preserve">3.75 [0.889, 4.73]</w:t>
+            </w:r>
+          </w:p>
+        </w:tc>
+        <w:tc>
+          <w:tcPr>
+            <w:tcBorders>
+              <w:bottom w:val="none" w:sz="0" w:space="0" w:color="000000"/>
+              <w:top w:val="none" w:sz="0" w:space="0" w:color="000000"/>
+              <w:left w:val="none" w:sz="0" w:space="0" w:color="000000"/>
+              <w:right w:val="none" w:sz="0" w:space="0" w:color="000000"/>
+            </w:tcBorders>
+            <w:shd w:val="clear" w:color="auto" w:fill="FFFFFF"/>
+            <w:tcMar>
+              <w:top w:w="0" w:type="dxa"/>
+              <w:bottom w:w="0" w:type="dxa"/>
+              <w:left w:w="0" w:type="dxa"/>
+              <w:right w:w="0" w:type="dxa"/>
+            </w:tcMar>
+            <w:vAlign w:val="center"/>
+          </w:tcPr>
+          <w:p>
+            <w:pPr>
+              <w:pStyle w:val="Normal"/>
+              <w:jc w:val="center"/>
+              <w:pBdr>
+                <w:bottom w:val="none" w:sz="0" w:space="0" w:color="000000"/>
+                <w:top w:val="none" w:sz="0" w:space="0" w:color="000000"/>
+                <w:left w:val="none" w:sz="0" w:space="0" w:color="000000"/>
+                <w:right w:val="none" w:sz="0" w:space="0" w:color="000000"/>
+              </w:pBdr>
+              <w:spacing w:after="100" w:before="100" w:line="240"/>
+              <w:ind w:left="100" w:right="100" w:firstLine="0" w:firstLineChars="0"/>
+            </w:pPr>
+            <w:r>
+              <w:rPr>
+                <w:rFonts w:ascii="Arial" w:hAnsi="Arial" w:eastAsia="Arial" w:cs="Arial"/>
+                <w:i w:val="false"/>
+                <w:b w:val="false"/>
+                <w:u w:val="none"/>
+                <w:sz w:val="22"/>
+                <w:szCs w:val="22"/>
+                <w:color w:val="000000"/>
+              </w:rPr>
+              <w:t xml:space="preserve">2.02 [0.296, 3.33]</w:t>
+            </w:r>
+          </w:p>
+        </w:tc>
+        <w:tc>
+          <w:tcPr>
+            <w:tcBorders>
+              <w:bottom w:val="none" w:sz="0" w:space="0" w:color="000000"/>
+              <w:top w:val="none" w:sz="0" w:space="0" w:color="000000"/>
+              <w:left w:val="none" w:sz="0" w:space="0" w:color="000000"/>
+              <w:right w:val="none" w:sz="0" w:space="0" w:color="000000"/>
+            </w:tcBorders>
+            <w:shd w:val="clear" w:color="auto" w:fill="FFFFFF"/>
+            <w:tcMar>
+              <w:top w:w="0" w:type="dxa"/>
+              <w:bottom w:w="0" w:type="dxa"/>
+              <w:left w:w="0" w:type="dxa"/>
+              <w:right w:w="0" w:type="dxa"/>
+            </w:tcMar>
+            <w:vAlign w:val="center"/>
+          </w:tcPr>
+          <w:p>
+            <w:pPr>
+              <w:pStyle w:val="Normal"/>
+              <w:jc w:val="center"/>
+              <w:pBdr>
+                <w:bottom w:val="none" w:sz="0" w:space="0" w:color="000000"/>
+                <w:top w:val="none" w:sz="0" w:space="0" w:color="000000"/>
+                <w:left w:val="none" w:sz="0" w:space="0" w:color="000000"/>
+                <w:right w:val="none" w:sz="0" w:space="0" w:color="000000"/>
+              </w:pBdr>
+              <w:spacing w:after="100" w:before="100" w:line="240"/>
+              <w:ind w:left="100" w:right="100" w:firstLine="0" w:firstLineChars="0"/>
+            </w:pPr>
+            <w:r>
+              <w:rPr>
+                <w:rFonts w:ascii="Arial" w:hAnsi="Arial" w:eastAsia="Arial" w:cs="Arial"/>
+                <w:i w:val="false"/>
+                <w:b w:val="false"/>
+                <w:u w:val="none"/>
+                <w:sz w:val="22"/>
+                <w:szCs w:val="22"/>
+                <w:color w:val="000000"/>
+              </w:rPr>
+              <w:t xml:space="preserve">1.38 [0.292, 2.86]</w:t>
             </w:r>
           </w:p>
         </w:tc>
@@ -8069,6 +8069,734 @@
         <w:tc>
           <w:tcPr>
             <w:tcBorders>
+              <w:bottom w:val="none" w:sz="0" w:space="0" w:color="000000"/>
+              <w:top w:val="none" w:sz="0" w:space="0" w:color="000000"/>
+              <w:left w:val="none" w:sz="0" w:space="0" w:color="000000"/>
+              <w:right w:val="none" w:sz="0" w:space="0" w:color="000000"/>
+            </w:tcBorders>
+            <w:shd w:val="clear" w:color="auto" w:fill="FFFFFF"/>
+            <w:tcMar>
+              <w:top w:w="0" w:type="dxa"/>
+              <w:bottom w:w="0" w:type="dxa"/>
+              <w:left w:w="0" w:type="dxa"/>
+              <w:right w:w="0" w:type="dxa"/>
+            </w:tcMar>
+            <w:vAlign w:val="center"/>
+          </w:tcPr>
+          <w:p>
+            <w:pPr>
+              <w:pStyle w:val="Normal"/>
+              <w:jc w:val="left"/>
+              <w:pBdr>
+                <w:bottom w:val="none" w:sz="0" w:space="0" w:color="000000"/>
+                <w:top w:val="none" w:sz="0" w:space="0" w:color="000000"/>
+                <w:left w:val="none" w:sz="0" w:space="0" w:color="000000"/>
+                <w:right w:val="none" w:sz="0" w:space="0" w:color="000000"/>
+              </w:pBdr>
+              <w:spacing w:after="100" w:before="100" w:line="240"/>
+              <w:ind w:left="100" w:right="100" w:firstLine="0" w:firstLineChars="0"/>
+            </w:pPr>
+            <w:r>
+              <w:rPr>
+                <w:rFonts w:ascii="Arial" w:hAnsi="Arial" w:eastAsia="Arial" w:cs="Arial"/>
+                <w:i w:val="false"/>
+                <w:b w:val="true"/>
+                <w:u w:val="none"/>
+                <w:sz w:val="22"/>
+                <w:szCs w:val="22"/>
+                <w:color w:val="000000"/>
+              </w:rPr>
+              <w:t xml:space="preserve">β2 microglobuline (mg/L)</w:t>
+            </w:r>
+          </w:p>
+        </w:tc>
+        <w:tc>
+          <w:tcPr>
+            <w:tcBorders>
+              <w:bottom w:val="none" w:sz="0" w:space="0" w:color="000000"/>
+              <w:top w:val="none" w:sz="0" w:space="0" w:color="000000"/>
+              <w:left w:val="none" w:sz="0" w:space="0" w:color="000000"/>
+              <w:right w:val="none" w:sz="0" w:space="0" w:color="000000"/>
+            </w:tcBorders>
+            <w:shd w:val="clear" w:color="auto" w:fill="FFFFFF"/>
+            <w:tcMar>
+              <w:top w:w="0" w:type="dxa"/>
+              <w:bottom w:w="0" w:type="dxa"/>
+              <w:left w:w="0" w:type="dxa"/>
+              <w:right w:w="0" w:type="dxa"/>
+            </w:tcMar>
+            <w:vAlign w:val="center"/>
+          </w:tcPr>
+          <w:p>
+            <w:pPr>
+              <w:pStyle w:val="Normal"/>
+              <w:jc w:val="center"/>
+              <w:pBdr>
+                <w:bottom w:val="none" w:sz="0" w:space="0" w:color="000000"/>
+                <w:top w:val="none" w:sz="0" w:space="0" w:color="000000"/>
+                <w:left w:val="none" w:sz="0" w:space="0" w:color="000000"/>
+                <w:right w:val="none" w:sz="0" w:space="0" w:color="000000"/>
+              </w:pBdr>
+              <w:spacing w:after="100" w:before="100" w:line="240"/>
+              <w:ind w:left="100" w:right="100" w:firstLine="0" w:firstLineChars="0"/>
+            </w:pPr>
+            <w:r>
+              <w:rPr>
+                <w:rFonts w:ascii="Arial" w:hAnsi="Arial" w:eastAsia="Arial" w:cs="Arial"/>
+                <w:i w:val="false"/>
+                <w:b w:val="false"/>
+                <w:u w:val="none"/>
+                <w:sz w:val="22"/>
+                <w:szCs w:val="22"/>
+                <w:color w:val="000000"/>
+              </w:rPr>
+              <w:t xml:space="preserve">2.14 [1.80, 2.47]</w:t>
+            </w:r>
+          </w:p>
+        </w:tc>
+        <w:tc>
+          <w:tcPr>
+            <w:tcBorders>
+              <w:bottom w:val="none" w:sz="0" w:space="0" w:color="000000"/>
+              <w:top w:val="none" w:sz="0" w:space="0" w:color="000000"/>
+              <w:left w:val="none" w:sz="0" w:space="0" w:color="000000"/>
+              <w:right w:val="none" w:sz="0" w:space="0" w:color="000000"/>
+            </w:tcBorders>
+            <w:shd w:val="clear" w:color="auto" w:fill="FFFFFF"/>
+            <w:tcMar>
+              <w:top w:w="0" w:type="dxa"/>
+              <w:bottom w:w="0" w:type="dxa"/>
+              <w:left w:w="0" w:type="dxa"/>
+              <w:right w:w="0" w:type="dxa"/>
+            </w:tcMar>
+            <w:vAlign w:val="center"/>
+          </w:tcPr>
+          <w:p>
+            <w:pPr>
+              <w:pStyle w:val="Normal"/>
+              <w:jc w:val="center"/>
+              <w:pBdr>
+                <w:bottom w:val="none" w:sz="0" w:space="0" w:color="000000"/>
+                <w:top w:val="none" w:sz="0" w:space="0" w:color="000000"/>
+                <w:left w:val="none" w:sz="0" w:space="0" w:color="000000"/>
+                <w:right w:val="none" w:sz="0" w:space="0" w:color="000000"/>
+              </w:pBdr>
+              <w:spacing w:after="100" w:before="100" w:line="240"/>
+              <w:ind w:left="100" w:right="100" w:firstLine="0" w:firstLineChars="0"/>
+            </w:pPr>
+            <w:r>
+              <w:rPr>
+                <w:rFonts w:ascii="Arial" w:hAnsi="Arial" w:eastAsia="Arial" w:cs="Arial"/>
+                <w:i w:val="false"/>
+                <w:b w:val="false"/>
+                <w:u w:val="none"/>
+                <w:sz w:val="22"/>
+                <w:szCs w:val="22"/>
+                <w:color w:val="000000"/>
+              </w:rPr>
+              <w:t xml:space="preserve">2.01 [1.93, 2.83]</w:t>
+            </w:r>
+          </w:p>
+        </w:tc>
+        <w:tc>
+          <w:tcPr>
+            <w:tcBorders>
+              <w:bottom w:val="none" w:sz="0" w:space="0" w:color="000000"/>
+              <w:top w:val="none" w:sz="0" w:space="0" w:color="000000"/>
+              <w:left w:val="none" w:sz="0" w:space="0" w:color="000000"/>
+              <w:right w:val="none" w:sz="0" w:space="0" w:color="000000"/>
+            </w:tcBorders>
+            <w:shd w:val="clear" w:color="auto" w:fill="FFFFFF"/>
+            <w:tcMar>
+              <w:top w:w="0" w:type="dxa"/>
+              <w:bottom w:w="0" w:type="dxa"/>
+              <w:left w:w="0" w:type="dxa"/>
+              <w:right w:w="0" w:type="dxa"/>
+            </w:tcMar>
+            <w:vAlign w:val="center"/>
+          </w:tcPr>
+          <w:p>
+            <w:pPr>
+              <w:pStyle w:val="Normal"/>
+              <w:jc w:val="center"/>
+              <w:pBdr>
+                <w:bottom w:val="none" w:sz="0" w:space="0" w:color="000000"/>
+                <w:top w:val="none" w:sz="0" w:space="0" w:color="000000"/>
+                <w:left w:val="none" w:sz="0" w:space="0" w:color="000000"/>
+                <w:right w:val="none" w:sz="0" w:space="0" w:color="000000"/>
+              </w:pBdr>
+              <w:spacing w:after="100" w:before="100" w:line="240"/>
+              <w:ind w:left="100" w:right="100" w:firstLine="0" w:firstLineChars="0"/>
+            </w:pPr>
+            <w:r>
+              <w:rPr>
+                <w:rFonts w:ascii="Arial" w:hAnsi="Arial" w:eastAsia="Arial" w:cs="Arial"/>
+                <w:i w:val="false"/>
+                <w:b w:val="false"/>
+                <w:u w:val="none"/>
+                <w:sz w:val="22"/>
+                <w:szCs w:val="22"/>
+                <w:color w:val="000000"/>
+              </w:rPr>
+              <w:t xml:space="preserve">2.00 [1.65, 2.54]</w:t>
+            </w:r>
+          </w:p>
+        </w:tc>
+      </w:tr>
+      <w:tr>
+        <w:trPr>
+          <w:trHeight w:val="360" w:hRule="auto"/>
+        </w:trPr>
+        body44
+        <w:tc>
+          <w:tcPr>
+            <w:tcBorders>
+              <w:bottom w:val="none" w:sz="0" w:space="0" w:color="000000"/>
+              <w:top w:val="none" w:sz="0" w:space="0" w:color="000000"/>
+              <w:left w:val="none" w:sz="0" w:space="0" w:color="000000"/>
+              <w:right w:val="none" w:sz="0" w:space="0" w:color="000000"/>
+            </w:tcBorders>
+            <w:shd w:val="clear" w:color="auto" w:fill="FFFFFF"/>
+            <w:tcMar>
+              <w:top w:w="0" w:type="dxa"/>
+              <w:bottom w:w="0" w:type="dxa"/>
+              <w:left w:w="0" w:type="dxa"/>
+              <w:right w:w="0" w:type="dxa"/>
+            </w:tcMar>
+            <w:vAlign w:val="center"/>
+          </w:tcPr>
+          <w:p>
+            <w:pPr>
+              <w:pStyle w:val="Normal"/>
+              <w:jc w:val="left"/>
+              <w:pBdr>
+                <w:bottom w:val="none" w:sz="0" w:space="0" w:color="000000"/>
+                <w:top w:val="none" w:sz="0" w:space="0" w:color="000000"/>
+                <w:left w:val="none" w:sz="0" w:space="0" w:color="000000"/>
+                <w:right w:val="none" w:sz="0" w:space="0" w:color="000000"/>
+              </w:pBdr>
+              <w:spacing w:after="100" w:before="100" w:line="240"/>
+              <w:ind w:left="100" w:right="100" w:firstLine="0" w:firstLineChars="0"/>
+            </w:pPr>
+            <w:r>
+              <w:rPr>
+                <w:rFonts w:ascii="Arial" w:hAnsi="Arial" w:eastAsia="Arial" w:cs="Arial"/>
+                <w:i w:val="false"/>
+                <w:b w:val="true"/>
+                <w:u w:val="none"/>
+                <w:sz w:val="22"/>
+                <w:szCs w:val="22"/>
+                <w:color w:val="000000"/>
+              </w:rPr>
+              <w:t xml:space="preserve">IFN-1 Z-score (SD)</w:t>
+            </w:r>
+          </w:p>
+        </w:tc>
+        <w:tc>
+          <w:tcPr>
+            <w:tcBorders>
+              <w:bottom w:val="none" w:sz="0" w:space="0" w:color="000000"/>
+              <w:top w:val="none" w:sz="0" w:space="0" w:color="000000"/>
+              <w:left w:val="none" w:sz="0" w:space="0" w:color="000000"/>
+              <w:right w:val="none" w:sz="0" w:space="0" w:color="000000"/>
+            </w:tcBorders>
+            <w:shd w:val="clear" w:color="auto" w:fill="FFFFFF"/>
+            <w:tcMar>
+              <w:top w:w="0" w:type="dxa"/>
+              <w:bottom w:w="0" w:type="dxa"/>
+              <w:left w:w="0" w:type="dxa"/>
+              <w:right w:w="0" w:type="dxa"/>
+            </w:tcMar>
+            <w:vAlign w:val="center"/>
+          </w:tcPr>
+          <w:p>
+            <w:pPr>
+              <w:pStyle w:val="Normal"/>
+              <w:jc w:val="center"/>
+              <w:pBdr>
+                <w:bottom w:val="none" w:sz="0" w:space="0" w:color="000000"/>
+                <w:top w:val="none" w:sz="0" w:space="0" w:color="000000"/>
+                <w:left w:val="none" w:sz="0" w:space="0" w:color="000000"/>
+                <w:right w:val="none" w:sz="0" w:space="0" w:color="000000"/>
+              </w:pBdr>
+              <w:spacing w:after="100" w:before="100" w:line="240"/>
+              <w:ind w:left="100" w:right="100" w:firstLine="0" w:firstLineChars="0"/>
+            </w:pPr>
+            <w:r>
+              <w:rPr>
+                <w:rFonts w:ascii="Arial" w:hAnsi="Arial" w:eastAsia="Arial" w:cs="Arial"/>
+                <w:i w:val="false"/>
+                <w:b w:val="false"/>
+                <w:u w:val="none"/>
+                <w:sz w:val="22"/>
+                <w:szCs w:val="22"/>
+                <w:color w:val="000000"/>
+              </w:rPr>
+              <w:t xml:space="preserve"/>
+            </w:r>
+          </w:p>
+        </w:tc>
+        <w:tc>
+          <w:tcPr>
+            <w:tcBorders>
+              <w:bottom w:val="none" w:sz="0" w:space="0" w:color="000000"/>
+              <w:top w:val="none" w:sz="0" w:space="0" w:color="000000"/>
+              <w:left w:val="none" w:sz="0" w:space="0" w:color="000000"/>
+              <w:right w:val="none" w:sz="0" w:space="0" w:color="000000"/>
+            </w:tcBorders>
+            <w:shd w:val="clear" w:color="auto" w:fill="FFFFFF"/>
+            <w:tcMar>
+              <w:top w:w="0" w:type="dxa"/>
+              <w:bottom w:w="0" w:type="dxa"/>
+              <w:left w:w="0" w:type="dxa"/>
+              <w:right w:w="0" w:type="dxa"/>
+            </w:tcMar>
+            <w:vAlign w:val="center"/>
+          </w:tcPr>
+          <w:p>
+            <w:pPr>
+              <w:pStyle w:val="Normal"/>
+              <w:jc w:val="center"/>
+              <w:pBdr>
+                <w:bottom w:val="none" w:sz="0" w:space="0" w:color="000000"/>
+                <w:top w:val="none" w:sz="0" w:space="0" w:color="000000"/>
+                <w:left w:val="none" w:sz="0" w:space="0" w:color="000000"/>
+                <w:right w:val="none" w:sz="0" w:space="0" w:color="000000"/>
+              </w:pBdr>
+              <w:spacing w:after="100" w:before="100" w:line="240"/>
+              <w:ind w:left="100" w:right="100" w:firstLine="0" w:firstLineChars="0"/>
+            </w:pPr>
+            <w:r>
+              <w:rPr>
+                <w:rFonts w:ascii="Arial" w:hAnsi="Arial" w:eastAsia="Arial" w:cs="Arial"/>
+                <w:i w:val="false"/>
+                <w:b w:val="false"/>
+                <w:u w:val="none"/>
+                <w:sz w:val="22"/>
+                <w:szCs w:val="22"/>
+                <w:color w:val="000000"/>
+              </w:rPr>
+              <w:t xml:space="preserve"/>
+            </w:r>
+          </w:p>
+        </w:tc>
+        <w:tc>
+          <w:tcPr>
+            <w:tcBorders>
+              <w:bottom w:val="none" w:sz="0" w:space="0" w:color="000000"/>
+              <w:top w:val="none" w:sz="0" w:space="0" w:color="000000"/>
+              <w:left w:val="none" w:sz="0" w:space="0" w:color="000000"/>
+              <w:right w:val="none" w:sz="0" w:space="0" w:color="000000"/>
+            </w:tcBorders>
+            <w:shd w:val="clear" w:color="auto" w:fill="FFFFFF"/>
+            <w:tcMar>
+              <w:top w:w="0" w:type="dxa"/>
+              <w:bottom w:w="0" w:type="dxa"/>
+              <w:left w:w="0" w:type="dxa"/>
+              <w:right w:w="0" w:type="dxa"/>
+            </w:tcMar>
+            <w:vAlign w:val="center"/>
+          </w:tcPr>
+          <w:p>
+            <w:pPr>
+              <w:pStyle w:val="Normal"/>
+              <w:jc w:val="center"/>
+              <w:pBdr>
+                <w:bottom w:val="none" w:sz="0" w:space="0" w:color="000000"/>
+                <w:top w:val="none" w:sz="0" w:space="0" w:color="000000"/>
+                <w:left w:val="none" w:sz="0" w:space="0" w:color="000000"/>
+                <w:right w:val="none" w:sz="0" w:space="0" w:color="000000"/>
+              </w:pBdr>
+              <w:spacing w:after="100" w:before="100" w:line="240"/>
+              <w:ind w:left="100" w:right="100" w:firstLine="0" w:firstLineChars="0"/>
+            </w:pPr>
+            <w:r>
+              <w:rPr>
+                <w:rFonts w:ascii="Arial" w:hAnsi="Arial" w:eastAsia="Arial" w:cs="Arial"/>
+                <w:i w:val="false"/>
+                <w:b w:val="false"/>
+                <w:u w:val="none"/>
+                <w:sz w:val="22"/>
+                <w:szCs w:val="22"/>
+                <w:color w:val="000000"/>
+              </w:rPr>
+              <w:t xml:space="preserve"/>
+            </w:r>
+          </w:p>
+        </w:tc>
+      </w:tr>
+      <w:tr>
+        <w:trPr>
+          <w:trHeight w:val="360" w:hRule="auto"/>
+        </w:trPr>
+        body45
+        <w:tc>
+          <w:tcPr>
+            <w:tcBorders>
+              <w:bottom w:val="none" w:sz="0" w:space="0" w:color="000000"/>
+              <w:top w:val="none" w:sz="0" w:space="0" w:color="000000"/>
+              <w:left w:val="none" w:sz="0" w:space="0" w:color="000000"/>
+              <w:right w:val="none" w:sz="0" w:space="0" w:color="000000"/>
+            </w:tcBorders>
+            <w:shd w:val="clear" w:color="auto" w:fill="FFFFFF"/>
+            <w:tcMar>
+              <w:top w:w="0" w:type="dxa"/>
+              <w:bottom w:w="0" w:type="dxa"/>
+              <w:left w:w="0" w:type="dxa"/>
+              <w:right w:w="0" w:type="dxa"/>
+            </w:tcMar>
+            <w:vAlign w:val="center"/>
+          </w:tcPr>
+          <w:p>
+            <w:pPr>
+              <w:pStyle w:val="Normal"/>
+              <w:jc w:val="left"/>
+              <w:pBdr>
+                <w:bottom w:val="none" w:sz="0" w:space="0" w:color="000000"/>
+                <w:top w:val="none" w:sz="0" w:space="0" w:color="000000"/>
+                <w:left w:val="none" w:sz="0" w:space="0" w:color="000000"/>
+                <w:right w:val="none" w:sz="0" w:space="0" w:color="000000"/>
+              </w:pBdr>
+              <w:spacing w:after="100" w:before="100" w:line="240"/>
+              <w:ind w:left="100" w:right="100" w:firstLine="0" w:firstLineChars="0"/>
+            </w:pPr>
+            <w:r>
+              <w:rPr>
+                <w:rFonts w:ascii="Arial" w:hAnsi="Arial" w:eastAsia="Arial" w:cs="Arial"/>
+                <w:i w:val="false"/>
+                <w:b w:val="false"/>
+                <w:u w:val="none"/>
+                <w:sz w:val="22"/>
+                <w:szCs w:val="22"/>
+                <w:color w:val="000000"/>
+              </w:rPr>
+              <w:t xml:space="preserve">  Normal</w:t>
+            </w:r>
+          </w:p>
+        </w:tc>
+        <w:tc>
+          <w:tcPr>
+            <w:tcBorders>
+              <w:bottom w:val="none" w:sz="0" w:space="0" w:color="000000"/>
+              <w:top w:val="none" w:sz="0" w:space="0" w:color="000000"/>
+              <w:left w:val="none" w:sz="0" w:space="0" w:color="000000"/>
+              <w:right w:val="none" w:sz="0" w:space="0" w:color="000000"/>
+            </w:tcBorders>
+            <w:shd w:val="clear" w:color="auto" w:fill="FFFFFF"/>
+            <w:tcMar>
+              <w:top w:w="0" w:type="dxa"/>
+              <w:bottom w:w="0" w:type="dxa"/>
+              <w:left w:w="0" w:type="dxa"/>
+              <w:right w:w="0" w:type="dxa"/>
+            </w:tcMar>
+            <w:vAlign w:val="center"/>
+          </w:tcPr>
+          <w:p>
+            <w:pPr>
+              <w:pStyle w:val="Normal"/>
+              <w:jc w:val="center"/>
+              <w:pBdr>
+                <w:bottom w:val="none" w:sz="0" w:space="0" w:color="000000"/>
+                <w:top w:val="none" w:sz="0" w:space="0" w:color="000000"/>
+                <w:left w:val="none" w:sz="0" w:space="0" w:color="000000"/>
+                <w:right w:val="none" w:sz="0" w:space="0" w:color="000000"/>
+              </w:pBdr>
+              <w:spacing w:after="100" w:before="100" w:line="240"/>
+              <w:ind w:left="100" w:right="100" w:firstLine="0" w:firstLineChars="0"/>
+            </w:pPr>
+            <w:r>
+              <w:rPr>
+                <w:rFonts w:ascii="Arial" w:hAnsi="Arial" w:eastAsia="Arial" w:cs="Arial"/>
+                <w:i w:val="false"/>
+                <w:b w:val="false"/>
+                <w:u w:val="none"/>
+                <w:sz w:val="22"/>
+                <w:szCs w:val="22"/>
+                <w:color w:val="000000"/>
+              </w:rPr>
+              <w:t xml:space="preserve">9 (33.3%)</w:t>
+            </w:r>
+          </w:p>
+        </w:tc>
+        <w:tc>
+          <w:tcPr>
+            <w:tcBorders>
+              <w:bottom w:val="none" w:sz="0" w:space="0" w:color="000000"/>
+              <w:top w:val="none" w:sz="0" w:space="0" w:color="000000"/>
+              <w:left w:val="none" w:sz="0" w:space="0" w:color="000000"/>
+              <w:right w:val="none" w:sz="0" w:space="0" w:color="000000"/>
+            </w:tcBorders>
+            <w:shd w:val="clear" w:color="auto" w:fill="FFFFFF"/>
+            <w:tcMar>
+              <w:top w:w="0" w:type="dxa"/>
+              <w:bottom w:w="0" w:type="dxa"/>
+              <w:left w:w="0" w:type="dxa"/>
+              <w:right w:w="0" w:type="dxa"/>
+            </w:tcMar>
+            <w:vAlign w:val="center"/>
+          </w:tcPr>
+          <w:p>
+            <w:pPr>
+              <w:pStyle w:val="Normal"/>
+              <w:jc w:val="center"/>
+              <w:pBdr>
+                <w:bottom w:val="none" w:sz="0" w:space="0" w:color="000000"/>
+                <w:top w:val="none" w:sz="0" w:space="0" w:color="000000"/>
+                <w:left w:val="none" w:sz="0" w:space="0" w:color="000000"/>
+                <w:right w:val="none" w:sz="0" w:space="0" w:color="000000"/>
+              </w:pBdr>
+              <w:spacing w:after="100" w:before="100" w:line="240"/>
+              <w:ind w:left="100" w:right="100" w:firstLine="0" w:firstLineChars="0"/>
+            </w:pPr>
+            <w:r>
+              <w:rPr>
+                <w:rFonts w:ascii="Arial" w:hAnsi="Arial" w:eastAsia="Arial" w:cs="Arial"/>
+                <w:i w:val="false"/>
+                <w:b w:val="false"/>
+                <w:u w:val="none"/>
+                <w:sz w:val="22"/>
+                <w:szCs w:val="22"/>
+                <w:color w:val="000000"/>
+              </w:rPr>
+              <w:t xml:space="preserve">6 (46.2%)</w:t>
+            </w:r>
+          </w:p>
+        </w:tc>
+        <w:tc>
+          <w:tcPr>
+            <w:tcBorders>
+              <w:bottom w:val="none" w:sz="0" w:space="0" w:color="000000"/>
+              <w:top w:val="none" w:sz="0" w:space="0" w:color="000000"/>
+              <w:left w:val="none" w:sz="0" w:space="0" w:color="000000"/>
+              <w:right w:val="none" w:sz="0" w:space="0" w:color="000000"/>
+            </w:tcBorders>
+            <w:shd w:val="clear" w:color="auto" w:fill="FFFFFF"/>
+            <w:tcMar>
+              <w:top w:w="0" w:type="dxa"/>
+              <w:bottom w:w="0" w:type="dxa"/>
+              <w:left w:w="0" w:type="dxa"/>
+              <w:right w:w="0" w:type="dxa"/>
+            </w:tcMar>
+            <w:vAlign w:val="center"/>
+          </w:tcPr>
+          <w:p>
+            <w:pPr>
+              <w:pStyle w:val="Normal"/>
+              <w:jc w:val="center"/>
+              <w:pBdr>
+                <w:bottom w:val="none" w:sz="0" w:space="0" w:color="000000"/>
+                <w:top w:val="none" w:sz="0" w:space="0" w:color="000000"/>
+                <w:left w:val="none" w:sz="0" w:space="0" w:color="000000"/>
+                <w:right w:val="none" w:sz="0" w:space="0" w:color="000000"/>
+              </w:pBdr>
+              <w:spacing w:after="100" w:before="100" w:line="240"/>
+              <w:ind w:left="100" w:right="100" w:firstLine="0" w:firstLineChars="0"/>
+            </w:pPr>
+            <w:r>
+              <w:rPr>
+                <w:rFonts w:ascii="Arial" w:hAnsi="Arial" w:eastAsia="Arial" w:cs="Arial"/>
+                <w:i w:val="false"/>
+                <w:b w:val="false"/>
+                <w:u w:val="none"/>
+                <w:sz w:val="22"/>
+                <w:szCs w:val="22"/>
+                <w:color w:val="000000"/>
+              </w:rPr>
+              <w:t xml:space="preserve">7 (58.3%)</w:t>
+            </w:r>
+          </w:p>
+        </w:tc>
+      </w:tr>
+      <w:tr>
+        <w:trPr>
+          <w:trHeight w:val="360" w:hRule="auto"/>
+        </w:trPr>
+        body46
+        <w:tc>
+          <w:tcPr>
+            <w:tcBorders>
+              <w:bottom w:val="none" w:sz="0" w:space="0" w:color="000000"/>
+              <w:top w:val="none" w:sz="0" w:space="0" w:color="000000"/>
+              <w:left w:val="none" w:sz="0" w:space="0" w:color="000000"/>
+              <w:right w:val="none" w:sz="0" w:space="0" w:color="000000"/>
+            </w:tcBorders>
+            <w:shd w:val="clear" w:color="auto" w:fill="FFFFFF"/>
+            <w:tcMar>
+              <w:top w:w="0" w:type="dxa"/>
+              <w:bottom w:w="0" w:type="dxa"/>
+              <w:left w:w="0" w:type="dxa"/>
+              <w:right w:w="0" w:type="dxa"/>
+            </w:tcMar>
+            <w:vAlign w:val="center"/>
+          </w:tcPr>
+          <w:p>
+            <w:pPr>
+              <w:pStyle w:val="Normal"/>
+              <w:jc w:val="left"/>
+              <w:pBdr>
+                <w:bottom w:val="none" w:sz="0" w:space="0" w:color="000000"/>
+                <w:top w:val="none" w:sz="0" w:space="0" w:color="000000"/>
+                <w:left w:val="none" w:sz="0" w:space="0" w:color="000000"/>
+                <w:right w:val="none" w:sz="0" w:space="0" w:color="000000"/>
+              </w:pBdr>
+              <w:spacing w:after="100" w:before="100" w:line="240"/>
+              <w:ind w:left="100" w:right="100" w:firstLine="0" w:firstLineChars="0"/>
+            </w:pPr>
+            <w:r>
+              <w:rPr>
+                <w:rFonts w:ascii="Arial" w:hAnsi="Arial" w:eastAsia="Arial" w:cs="Arial"/>
+                <w:i w:val="false"/>
+                <w:b w:val="false"/>
+                <w:u w:val="none"/>
+                <w:sz w:val="22"/>
+                <w:szCs w:val="22"/>
+                <w:color w:val="000000"/>
+              </w:rPr>
+              <w:t xml:space="preserve">  Slightly Elevated</w:t>
+            </w:r>
+          </w:p>
+        </w:tc>
+        <w:tc>
+          <w:tcPr>
+            <w:tcBorders>
+              <w:bottom w:val="none" w:sz="0" w:space="0" w:color="000000"/>
+              <w:top w:val="none" w:sz="0" w:space="0" w:color="000000"/>
+              <w:left w:val="none" w:sz="0" w:space="0" w:color="000000"/>
+              <w:right w:val="none" w:sz="0" w:space="0" w:color="000000"/>
+            </w:tcBorders>
+            <w:shd w:val="clear" w:color="auto" w:fill="FFFFFF"/>
+            <w:tcMar>
+              <w:top w:w="0" w:type="dxa"/>
+              <w:bottom w:w="0" w:type="dxa"/>
+              <w:left w:w="0" w:type="dxa"/>
+              <w:right w:w="0" w:type="dxa"/>
+            </w:tcMar>
+            <w:vAlign w:val="center"/>
+          </w:tcPr>
+          <w:p>
+            <w:pPr>
+              <w:pStyle w:val="Normal"/>
+              <w:jc w:val="center"/>
+              <w:pBdr>
+                <w:bottom w:val="none" w:sz="0" w:space="0" w:color="000000"/>
+                <w:top w:val="none" w:sz="0" w:space="0" w:color="000000"/>
+                <w:left w:val="none" w:sz="0" w:space="0" w:color="000000"/>
+                <w:right w:val="none" w:sz="0" w:space="0" w:color="000000"/>
+              </w:pBdr>
+              <w:spacing w:after="100" w:before="100" w:line="240"/>
+              <w:ind w:left="100" w:right="100" w:firstLine="0" w:firstLineChars="0"/>
+            </w:pPr>
+            <w:r>
+              <w:rPr>
+                <w:rFonts w:ascii="Arial" w:hAnsi="Arial" w:eastAsia="Arial" w:cs="Arial"/>
+                <w:i w:val="false"/>
+                <w:b w:val="false"/>
+                <w:u w:val="none"/>
+                <w:sz w:val="22"/>
+                <w:szCs w:val="22"/>
+                <w:color w:val="000000"/>
+              </w:rPr>
+              <w:t xml:space="preserve">6 (22.2%)</w:t>
+            </w:r>
+          </w:p>
+        </w:tc>
+        <w:tc>
+          <w:tcPr>
+            <w:tcBorders>
+              <w:bottom w:val="none" w:sz="0" w:space="0" w:color="000000"/>
+              <w:top w:val="none" w:sz="0" w:space="0" w:color="000000"/>
+              <w:left w:val="none" w:sz="0" w:space="0" w:color="000000"/>
+              <w:right w:val="none" w:sz="0" w:space="0" w:color="000000"/>
+            </w:tcBorders>
+            <w:shd w:val="clear" w:color="auto" w:fill="FFFFFF"/>
+            <w:tcMar>
+              <w:top w:w="0" w:type="dxa"/>
+              <w:bottom w:w="0" w:type="dxa"/>
+              <w:left w:w="0" w:type="dxa"/>
+              <w:right w:w="0" w:type="dxa"/>
+            </w:tcMar>
+            <w:vAlign w:val="center"/>
+          </w:tcPr>
+          <w:p>
+            <w:pPr>
+              <w:pStyle w:val="Normal"/>
+              <w:jc w:val="center"/>
+              <w:pBdr>
+                <w:bottom w:val="none" w:sz="0" w:space="0" w:color="000000"/>
+                <w:top w:val="none" w:sz="0" w:space="0" w:color="000000"/>
+                <w:left w:val="none" w:sz="0" w:space="0" w:color="000000"/>
+                <w:right w:val="none" w:sz="0" w:space="0" w:color="000000"/>
+              </w:pBdr>
+              <w:spacing w:after="100" w:before="100" w:line="240"/>
+              <w:ind w:left="100" w:right="100" w:firstLine="0" w:firstLineChars="0"/>
+            </w:pPr>
+            <w:r>
+              <w:rPr>
+                <w:rFonts w:ascii="Arial" w:hAnsi="Arial" w:eastAsia="Arial" w:cs="Arial"/>
+                <w:i w:val="false"/>
+                <w:b w:val="false"/>
+                <w:u w:val="none"/>
+                <w:sz w:val="22"/>
+                <w:szCs w:val="22"/>
+                <w:color w:val="000000"/>
+              </w:rPr>
+              <w:t xml:space="preserve">5 (38.5%)</w:t>
+            </w:r>
+          </w:p>
+        </w:tc>
+        <w:tc>
+          <w:tcPr>
+            <w:tcBorders>
+              <w:bottom w:val="none" w:sz="0" w:space="0" w:color="000000"/>
+              <w:top w:val="none" w:sz="0" w:space="0" w:color="000000"/>
+              <w:left w:val="none" w:sz="0" w:space="0" w:color="000000"/>
+              <w:right w:val="none" w:sz="0" w:space="0" w:color="000000"/>
+            </w:tcBorders>
+            <w:shd w:val="clear" w:color="auto" w:fill="FFFFFF"/>
+            <w:tcMar>
+              <w:top w:w="0" w:type="dxa"/>
+              <w:bottom w:w="0" w:type="dxa"/>
+              <w:left w:w="0" w:type="dxa"/>
+              <w:right w:w="0" w:type="dxa"/>
+            </w:tcMar>
+            <w:vAlign w:val="center"/>
+          </w:tcPr>
+          <w:p>
+            <w:pPr>
+              <w:pStyle w:val="Normal"/>
+              <w:jc w:val="center"/>
+              <w:pBdr>
+                <w:bottom w:val="none" w:sz="0" w:space="0" w:color="000000"/>
+                <w:top w:val="none" w:sz="0" w:space="0" w:color="000000"/>
+                <w:left w:val="none" w:sz="0" w:space="0" w:color="000000"/>
+                <w:right w:val="none" w:sz="0" w:space="0" w:color="000000"/>
+              </w:pBdr>
+              <w:spacing w:after="100" w:before="100" w:line="240"/>
+              <w:ind w:left="100" w:right="100" w:firstLine="0" w:firstLineChars="0"/>
+            </w:pPr>
+            <w:r>
+              <w:rPr>
+                <w:rFonts w:ascii="Arial" w:hAnsi="Arial" w:eastAsia="Arial" w:cs="Arial"/>
+                <w:i w:val="false"/>
+                <w:b w:val="false"/>
+                <w:u w:val="none"/>
+                <w:sz w:val="22"/>
+                <w:szCs w:val="22"/>
+                <w:color w:val="000000"/>
+              </w:rPr>
+              <w:t xml:space="preserve">3 (25.0%)</w:t>
+            </w:r>
+          </w:p>
+        </w:tc>
+      </w:tr>
+      <w:tr>
+        <w:trPr>
+          <w:trHeight w:val="360" w:hRule="auto"/>
+        </w:trPr>
+        body47
+        <w:tc>
+          <w:tcPr>
+            <w:tcBorders>
               <w:bottom w:val="single" w:sz="12" w:space="0" w:color="666666"/>
               <w:top w:val="none" w:sz="0" w:space="0" w:color="000000"/>
               <w:left w:val="none" w:sz="0" w:space="0" w:color="000000"/>
@@ -8100,13 +8828,13 @@
               <w:rPr>
                 <w:rFonts w:ascii="Arial" w:hAnsi="Arial" w:eastAsia="Arial" w:cs="Arial"/>
                 <w:i w:val="false"/>
-                <w:b w:val="true"/>
-                <w:u w:val="none"/>
-                <w:sz w:val="22"/>
-                <w:szCs w:val="22"/>
-                <w:color w:val="000000"/>
-              </w:rPr>
-              <w:t xml:space="preserve">β2 microglobuline (mg/L)</w:t>
+                <w:b w:val="false"/>
+                <w:u w:val="none"/>
+                <w:sz w:val="22"/>
+                <w:szCs w:val="22"/>
+                <w:color w:val="000000"/>
+              </w:rPr>
+              <w:t xml:space="preserve">  Highly Elevated</w:t>
             </w:r>
           </w:p>
         </w:tc>
@@ -8150,7 +8878,7 @@
                 <w:szCs w:val="22"/>
                 <w:color w:val="000000"/>
               </w:rPr>
-              <w:t xml:space="preserve">2.14 [1.80, 2.47]</w:t>
+              <w:t xml:space="preserve">11 (40.7%)</w:t>
             </w:r>
           </w:p>
         </w:tc>
@@ -8194,7 +8922,7 @@
                 <w:szCs w:val="22"/>
                 <w:color w:val="000000"/>
               </w:rPr>
-              <w:t xml:space="preserve">2.01 [1.93, 2.83]</w:t>
+              <w:t xml:space="preserve">2 (15.4%)</w:t>
             </w:r>
           </w:p>
         </w:tc>
@@ -8238,7 +8966,7 @@
                 <w:szCs w:val="22"/>
                 <w:color w:val="000000"/>
               </w:rPr>
-              <w:t xml:space="preserve">2.00 [1.65, 2.54]</w:t>
+              <w:t xml:space="preserve">2 (16.7%)</w:t>
             </w:r>
           </w:p>
         </w:tc>
